--- a/output_fixed/TK_07_obyemnoye_1700x135x170_лощение.docx
+++ b/output_fixed/TK_07_obyemnoye_1700x135x170_лощение.docx
@@ -189,7 +189,7 @@
           <w:szCs w:val="28"/>
           <w:rFonts w:ascii="Times New Roman" w:cs="Times New Roman" w:eastAsia="Times New Roman" w:hAnsi="Times New Roman"/>
         </w:rPr>
-        <w:t xml:space="preserve">Изделие индивидуальное объемное, радиусное  из полнотелого натурального камня с толщиной t=170, с радиусом R=70, с калиб 1700×135×170 мм</w:t>
+        <w:t xml:space="preserve">Изделие индивидуальное объемное, радиусное  из полнотелого натурального камня с толщиной t=170, с радиусом R=70, с калибровкой и полировкой торцевых частей изделия: сложной конфигурации, с ручной доработкой поверхности: карниз фигурный, мраморизированный, сложного профиля, с ручной доработкой поверхности; материал — известняк «Fatima» (Португалия); обработка поверхности — лощение; размеры 1700х135х170мм. 1700×135×170 мм</w:t>
       </w:r>
     </w:p>
     <w:p>
@@ -404,7 +404,7 @@
           <w:szCs w:val="24"/>
           <w:rFonts w:ascii="Times New Roman" w:cs="Times New Roman" w:eastAsia="Times New Roman" w:hAnsi="Times New Roman"/>
         </w:rPr>
-        <w:t xml:space="preserve">Настоящая Технологическая карта (ТК) устанавливает порядок и технологическую последовательность изготовления напольной плиты из мраморизированный известнякизированного известняка Fatima (Португалия) размером 1700×135×170 мм с фактурой лощения лицевой поверхности, калибровкой по всем сторонам и фасками 5 мм по четырём кромкам.</w:t>
+        <w:t xml:space="preserve">Настоящая Технологическая карта (ТК) устанавливает порядок и технологическую последовательность изготовления сегментного радиусного изделия из мраморизированного известняка Fatima (Португалия) размером 1700×135×170 мм с фактурой лощения лицевой поверхности, калибровкой по всем сторонам и фасками 5 мм по четырём кромкам.</w:t>
       </w:r>
     </w:p>
     <w:p>
@@ -465,35 +465,35 @@
           <w:szCs w:val="24"/>
           <w:rFonts w:ascii="Times New Roman" w:cs="Times New Roman" w:eastAsia="Times New Roman" w:hAnsi="Times New Roman"/>
         </w:rPr>
-        <w:t xml:space="preserve">Порода: мраморизированный известнякизированный известняк. Коммерческое наименование: Fatima (Португалия). Структура: мелко- и среднезернистая. Цвет: светло-бежевый, кремовый с тонкими прожилками. Характерная особенность: минимальное содержание жил и микротрещин — требование 1-й категории подбора.</w:t>
-      </w:r>
-    </w:p>
-    <w:p>
-      <w:pPr>
-        <w:spacing w:after="120" w:line="276" w:lineRule="auto"/>
-        <w:jc w:val="both"/>
-      </w:pPr>
-      <w:r>
-        <w:rPr>
-          <w:sz w:val="24"/>
-          <w:szCs w:val="24"/>
-          <w:rFonts w:ascii="Times New Roman" w:cs="Times New Roman" w:eastAsia="Times New Roman" w:hAnsi="Times New Roman"/>
-        </w:rPr>
-        <w:t xml:space="preserve">Физико-механические характеристики мраморизированный известнякизированный известнякизированного известняка: плотность ~2700 кг/м³ (принято для расчёта массы изделия: 1,7×0,1×0,17×2400 ≈ 93,6 кг/плита, расчётно ~94 кг/плита); прочность при сжатии по типу мраморизированный известняков — от 50 до 130 МПа (в зависимости от месторождения); водопоглощение — менее 0,5%; морозостойкость — по сертификату поставщика.</w:t>
-      </w:r>
-    </w:p>
-    <w:p>
-      <w:pPr>
-        <w:spacing w:after="120" w:line="276" w:lineRule="auto"/>
-        <w:jc w:val="both"/>
-      </w:pPr>
-      <w:r>
-        <w:rPr>
-          <w:sz w:val="24"/>
-          <w:szCs w:val="24"/>
-          <w:rFonts w:ascii="Times New Roman" w:cs="Times New Roman" w:eastAsia="Times New Roman" w:hAnsi="Times New Roman"/>
-        </w:rPr>
-        <w:t xml:space="preserve">ВАЖНОЕ ПРИМЕЧАНИЕ: Мраморизированный известнякизированный известняк Fatima (Португалия) содержит значительно меньше кварца, чем гранит, однако общецеховые меры профилактики силикоза применяются на всех операциях механической обработки (влажная резка, полумаски-респираторы FFP2+ при обработке, влажная уборка пыли) в соответствии с СанПиН 1.2.3685-21 как обязательные цеховые меры.</w:t>
+        <w:t xml:space="preserve">Порода: мраморизированный известняк. Коммерческое наименование: Fatima (Португалия). Структура: мелко-среднезернистая, плотная. Цвет: бежево-серый, тёплый кремовый с характерными прожилками. Характерная особенность: минимальное содержание жил и микротрещин — требование 1-й категории подбора.</w:t>
+      </w:r>
+    </w:p>
+    <w:p>
+      <w:pPr>
+        <w:spacing w:after="120" w:line="276" w:lineRule="auto"/>
+        <w:jc w:val="both"/>
+      </w:pPr>
+      <w:r>
+        <w:rPr>
+          <w:sz w:val="24"/>
+          <w:szCs w:val="24"/>
+          <w:rFonts w:ascii="Times New Roman" w:cs="Times New Roman" w:eastAsia="Times New Roman" w:hAnsi="Times New Roman"/>
+        </w:rPr>
+        <w:t xml:space="preserve">Физико-механические характеристики мраморизированного известняка: плотность ~2700 кг/м³ (принято для расчёта массы изделия: 1,7×0,1×0,17×2400 ≈ 93,6 кг/плита, расчётно ~94 кг/плита); прочность при сжатии по типу мраморов — от 50 до 130 МПа (в зависимости от месторождения); водопоглощение — менее 0,5%; морозостойкость — по сертификату поставщика.</w:t>
+      </w:r>
+    </w:p>
+    <w:p>
+      <w:pPr>
+        <w:spacing w:after="120" w:line="276" w:lineRule="auto"/>
+        <w:jc w:val="both"/>
+      </w:pPr>
+      <w:r>
+        <w:rPr>
+          <w:sz w:val="24"/>
+          <w:szCs w:val="24"/>
+          <w:rFonts w:ascii="Times New Roman" w:cs="Times New Roman" w:eastAsia="Times New Roman" w:hAnsi="Times New Roman"/>
+        </w:rPr>
+        <w:t xml:space="preserve">ВАЖНОЕ ПРИМЕЧАНИЕ: мраморизированный известняк Fatima (Португалия) содержит минимальное количество кварца (мраморизированный известняк), однако общецеховые меры профилактики силикоза применяются на всех операциях механической обработки (влажная резка, полумаски-респираторы FFP2+ при обработке, влажная уборка пыли) в соответствии с СанПиН 1.2.3685-21 как обязательные цеховые меры.</w:t>
       </w:r>
     </w:p>
     <w:p>
@@ -521,7 +521,7 @@
           <w:szCs w:val="24"/>
           <w:rFonts w:ascii="Times New Roman" w:cs="Times New Roman" w:eastAsia="Times New Roman" w:hAnsi="Times New Roman"/>
         </w:rPr>
-        <w:t xml:space="preserve">Изделие: напольная плита прямоугольной (квадратной) формы. Конфигурация — простая прямоугольная, без сложных профилей.</w:t>
+        <w:t xml:space="preserve">Изделие: сегментное радиусное изделие сегментной радиусной формы. Конфигурация — сегментное радиусное изделие.</w:t>
       </w:r>
     </w:p>
     <w:p>
@@ -591,7 +591,7 @@
           <w:szCs w:val="24"/>
           <w:rFonts w:ascii="Times New Roman" w:cs="Times New Roman" w:eastAsia="Times New Roman" w:hAnsi="Times New Roman"/>
         </w:rPr>
-        <w:t xml:space="preserve">Лицевая поверхность: лощение (матовый сатиновый блеск без зеркальной полировки). Фактура раскрывает природный рисунок и оттенок мраморизированный известнякизированный известнякизированного известняка Fatima (Португалия).</w:t>
+        <w:t xml:space="preserve">Лицевая поверхность: лощение (матовый сатиновый блеск без зеркальной полировки). Фактура раскрывает природный рисунок и оттенок мраморизированного известняка Fatima (Португалия).</w:t>
       </w:r>
     </w:p>
     <w:p>
@@ -661,7 +661,7 @@
           <w:szCs w:val="24"/>
           <w:rFonts w:ascii="Times New Roman" w:cs="Times New Roman" w:eastAsia="Times New Roman" w:hAnsi="Times New Roman"/>
         </w:rPr>
-        <w:t xml:space="preserve">Сырьевой блок: мраморизированный известнякизированный известняк Fatima (Португалия) 1-й категории по ГОСТ 9479-2011, размер 3200×1500×1000 мм, объём 4,5 м³, расчётная масса ~7,2 т (при плотности ~2400 кг/м³ — принято как консервативная оценка; уточняется по сертификату поставщика). определения грузоподъёмности подъёмных механизмов. Фактическая масса уточняется по сертификату поставщика.</w:t>
+        <w:t xml:space="preserve">Сырьевой блок: мраморизированный известняк Fatima (Португалия) 1-й категории по ГОСТ 9479-2011, размер 3200×1500×1000 мм, объём 4,5 м³, расчётная масса ~7,2 т (при плотности ~2400 кг/м³ — принято как консервативная оценка; уточняется по сертификату поставщика). определения грузоподъёмности подъёмных механизмов. Фактическая масса уточняется по сертификату поставщика.</w:t>
       </w:r>
     </w:p>
     <w:p>
@@ -689,7 +689,7 @@
           <w:szCs w:val="24"/>
           <w:rFonts w:ascii="Times New Roman" w:cs="Times New Roman" w:eastAsia="Times New Roman" w:hAnsi="Times New Roman"/>
         </w:rPr>
-        <w:t xml:space="preserve">Упаковка и маркировка выполняются по ГОСТ 9480-2024 (действующий с 01.06.2025) для облицовочных плит из природного камня. Плиты упаковываются в деревянную тару (паллета с бортами или ящик) с амортизирующими прокладками между плитами (Операция №27—28). Маркировка включает: наименование изделия (изделие индивидуальное объемное, радиусное  из полнотелого натурального камня с толщиной t=170, с радиусом r=70, с калиб), материал (мраморизированный известнякизированный известняк Fatima (Португалия)), размеры (1700×135×170 мм), количество штук, площадь (м²), масса нетто и брутто, дата упаковки, номер партии, манипуляционные знаки.</w:t>
+        <w:t xml:space="preserve">Упаковка и маркировка выполняются по ГОСТ 9480-2024 (действующий с 01.06.2025) для облицовочных плит из природного камня. Плиты упаковываются в деревянную тару (паллета с бортами или ящик) с амортизирующими прокладками между плитами (Операция №27—28). Маркировка включает: наименование изделия (изделие индивидуальное объемное, радиусное  из полнотелого натурального камня с толщиной t=170, с радиусом r=70, с калибровкой и полировкой торцевых частей изделия: сложной конфигурации, с ручной доработкой поверхности: карниз фигурный, мраморизированный, сложного профиля, с ручной доработкой поверхности; материал — известняк «fatima» (португалия); обработка поверхности — лощение; размеры 1700х135х170мм.), материал (мраморизированный известняк Fatima (Португалия)), размеры (1700×135×170 мм), количество штук, площадь (м²), масса нетто и брутто, дата упаковки, номер партии, манипуляционные знаки.</w:t>
       </w:r>
     </w:p>
     <w:p>
@@ -934,7 +934,7 @@
           <w:szCs w:val="24"/>
           <w:rFonts w:ascii="Times New Roman" w:cs="Times New Roman" w:eastAsia="Times New Roman" w:hAnsi="Times New Roman"/>
         </w:rPr>
-        <w:t xml:space="preserve">Производство напольных плит 1700×135×170 мм из мраморизированный известнякизированного известняка Fatima (Португалия) осуществляется в производственном цехе предприятия, оснащённом мостовыми кранами, станками механической обработки камня (SQC2200, SQC600-4D, SQC600-4D), полировальным оборудованием (ZLMS 2600, ZLMS 2600), компрессором D316Y и системой водоочистки (2×1000 л/мин). Цех обеспечен промышленной вентиляцией и водоснабжением для мокрой обработки.</w:t>
+        <w:t xml:space="preserve">Производство сегментных радиусных изделий 1700×135×170 мм из мраморизированного известняка Fatima (Португалия) осуществляется в производственном цехе предприятия, оснащённом мостовыми кранами, станками механической обработки камня (SQC2200, SQC600-4D, SQC600-4D), полировальным оборудованием (ZLMS 2600, ZLMS 2600), компрессором D316Y и системой водоочистки (2×1000 л/мин). Цех обеспечен промышленной вентиляцией и водоснабжением для мокрой обработки.</w:t>
       </w:r>
     </w:p>
     <w:p>
@@ -1461,7 +1461,7 @@
           <w:szCs w:val="24"/>
           <w:rFonts w:ascii="Times New Roman" w:cs="Times New Roman" w:eastAsia="Times New Roman" w:hAnsi="Times New Roman"/>
         </w:rPr>
-        <w:t xml:space="preserve">Операция является обязательной стартовой в настоящей технологической карте. Её цель — безопасно принять сырьевой блок мраморизированный известнякизированного известняка Delikato light 1-й категории по ГОСТ 9479-2011 (размеры 3200×1500×1000 мм, объём 4,5 м³, расчётная масса ~7,2 т при плотности мраморизированный известнякизированного известняка ~2400 кг/м³) с транспортного средства и установить его в зоне входного контроля на подкладках, в устойчивом положении, готовом к последующей проверке и обработке. Безопасное выполнение операции при работе с тяжёлым грузом (масса ~7,2 т) определяет характер применяемых подъёмных механизмов и требования к персоналу.</w:t>
+        <w:t xml:space="preserve">Операция является обязательной стартовой в настоящей технологической карте. Её цель — безопасно принять сырьевой блок мраморизированного известняка Delikato light 1-й категории по ГОСТ 9479-2011 (размеры 3200×1500×1000 мм, объём 4,5 м³, расчётная масса ~7,2 т при плотности мраморизированного известняка ~2400 кг/м³) с транспортного средства и установить его в зоне входного контроля на подкладках, в устойчивом положении, готовом к последующей проверке и обработке. Безопасное выполнение операции при работе с тяжёлым грузом (масса ~7,2 т) определяет характер применяемых подъёмных механизмов и требования к персоналу.</w:t>
       </w:r>
     </w:p>
     <w:p>
@@ -1491,7 +1491,7 @@
           <w:szCs w:val="24"/>
           <w:rFonts w:ascii="Times New Roman" w:cs="Times New Roman" w:eastAsia="Times New Roman" w:hAnsi="Times New Roman"/>
         </w:rPr>
-        <w:t xml:space="preserve">На операцию поступает блок мраморизированный известнякизированного известняка Fatima (Португалия) 1-й категории, доставленный на тягаче Sitrak C7H (полная масса автопоезда до 44 т) или МАЗ-6430С9 (нагрузка на седло до 22,5 т), либо на сортиментовозе Политранс (грузоподъёмность 30—40 т). Блок может иметь природные поверхностные каверны, геологические прожилки и следы карьерной распиловки — всё это является допустимой природной нормой и не служит основанием для отказа в приёмке. Вместе с блоком должны поступить сопроводительные документы: товарная накладная, сертификат качества или паспорт блока.</w:t>
+        <w:t xml:space="preserve">На операцию поступает блок мраморизированного известняка Fatima (Португалия) 1-й категории, доставленный на тягаче Sitrak C7H (полная масса автопоезда до 44 т) или МАЗ-6430С9 (нагрузка на седло до 22,5 т), либо на сортиментовозе Политранс (грузоподъёмность 30—40 т). Блок может иметь природные поверхностные каверны, геологические прожилки и следы карьерной распиловки — всё это является допустимой природной нормой и не служит основанием для отказа в приёмке. Вместе с блоком должны поступить сопроводительные документы: товарная накладная, сертификат качества или паспорт блока.</w:t>
       </w:r>
     </w:p>
     <w:p>
@@ -1731,7 +1731,7 @@
           <w:szCs w:val="24"/>
           <w:rFonts w:ascii="Times New Roman" w:cs="Times New Roman" w:eastAsia="Times New Roman" w:hAnsi="Times New Roman"/>
         </w:rPr>
-        <w:t xml:space="preserve">По завершении операции мастер цеха визуально осматривает блок на предмет новых повреждений, возникших при разгрузке. Устойчивость установки на подкладках проверяется визуально и покачиванием. Природные поверхностные особенности мраморизированный известнякизированного известняка (микротрещины — природные микротрещины, каверны — каверны, прожилки) не являются браком — они лишь фиксируются для последующих операций. Структурный брак (сквозные трещины, разломы) требует оформления акта несоответствия.</w:t>
+        <w:t xml:space="preserve">По завершении операции мастер цеха визуально осматривает блок на предмет новых повреждений, возникших при разгрузке. Устойчивость установки на подкладках проверяется визуально и покачиванием. Природные поверхностные особенности мраморизированного известняка (микротрещины — природные микротрещины, каверны — каверны, прожилки) не являются браком — они лишь фиксируются для последующих операций. Структурный брак (сквозные трещины, разломы) требует оформления акта несоответствия.</w:t>
       </w:r>
     </w:p>
     <w:p>
@@ -1872,7 +1872,7 @@
           <w:szCs w:val="24"/>
           <w:rFonts w:ascii="Times New Roman" w:cs="Times New Roman" w:eastAsia="Times New Roman" w:hAnsi="Times New Roman"/>
         </w:rPr>
-        <w:t xml:space="preserve">Операция входного контроля предназначена для документального и визуально-измерительного подтверждения соответствия поступившего блока мраморизированный известнякизированного известняка Fatima (Португалия) требованиям ГОСТ 9479-2011 (блоки из горных пород для производства изделий), а также договорным условиям с поставщиком. Цель — принять обоснованное решение о допуске блока в производство или его отклонении, исключив расход ресурсов на заведомо некондиционное сырьё. Для данного изделия (напольная плита 1-й категории из мраморизированный известнякизированного известняка Fatima (Португалия)) особое значение имеет оценка равномерности рисунка и отсутствия ярко выраженных структурных дефектов.</w:t>
+        <w:t xml:space="preserve">Операция входного контроля предназначена для документального и визуально-измерительного подтверждения соответствия поступившего блока мраморизированного известняка Fatima (Португалия) требованиям ГОСТ 9479-2011 (блоки из горных пород для производства изделий), а также договорным условиям с поставщиком. Цель — принять обоснованное решение о допуске блока в производство или его отклонении, исключив расход ресурсов на заведомо некондиционное сырьё. Для данного изделия (напольная плита 1-й категории из мраморизированного известняка Fatima (Португалия)) особое значение имеет оценка равномерности рисунка и отсутствия ярко выраженных структурных дефектов.</w:t>
       </w:r>
     </w:p>
     <w:p>
@@ -1902,7 +1902,7 @@
           <w:szCs w:val="24"/>
           <w:rFonts w:ascii="Times New Roman" w:cs="Times New Roman" w:eastAsia="Times New Roman" w:hAnsi="Times New Roman"/>
         </w:rPr>
-        <w:t xml:space="preserve">Блок мраморизированный известнякизированного известняка Fatima (Португалия), установленный на подкладках в зоне входного контроля по результатам Операции №1, а также комплект сопроводительных документов: товарная накладная, паспорт или сертификат качества блока, документы, подтверждающие категорию по ГОСТ 9479-2011 (1-я категория).</w:t>
+        <w:t xml:space="preserve">Блок мраморизированного известняка Fatima (Португалия), установленный на подкладках в зоне входного контроля по результатам Операции №1, а также комплект сопроводительных документов: товарная накладная, паспорт или сертификат качества блока, документы, подтверждающие категорию по ГОСТ 9479-2011 (1-я категория).</w:t>
       </w:r>
     </w:p>
     <w:p>
@@ -2142,7 +2142,7 @@
           <w:szCs w:val="24"/>
           <w:rFonts w:ascii="Times New Roman" w:cs="Times New Roman" w:eastAsia="Times New Roman" w:hAnsi="Times New Roman"/>
         </w:rPr>
-        <w:t xml:space="preserve">Контролируемые показатели: соответствие геометрии заявленным параметрам (3200×1500×1000 мм, допуски по ГОСТ 9479-2011), наличие и комплектность документов, отсутствие структурного брака. Природные жилки, микротрещины (природные микротрещины) и каверны (каверны) мраморизированный известнякизированного известняка Fatima (Португалия) — допустимая геологическая норма, не являющаяся основанием для отклонения блока. При несоответствии оформляется акт и принимается решение директором производства.</w:t>
+        <w:t xml:space="preserve">Контролируемые показатели: соответствие геометрии заявленным параметрам (3200×1500×1000 мм, допуски по ГОСТ 9479-2011), наличие и комплектность документов, отсутствие структурного брака. Природные жилки, микротрещины (природные микротрещины) и каверны (каверны) мраморизированного известняка Fatima (Португалия) — допустимая геологическая норма, не являющаяся основанием для отклонения блока. При несоответствии оформляется акт и принимается решение директором производства.</w:t>
       </w:r>
     </w:p>
     <w:p>
@@ -2297,7 +2297,7 @@
           <w:szCs w:val="24"/>
           <w:rFonts w:ascii="Times New Roman" w:cs="Times New Roman" w:eastAsia="Times New Roman" w:hAnsi="Times New Roman"/>
         </w:rPr>
-        <w:t xml:space="preserve">Операция предназначена для детальной эстетической и структурной оценки блока мраморизированный известнякизированного известняка Fatima (Португалия) с целью установления его пригодности для изготовления напольных плит 1-й категории с подбором по оттенку, рисунку и зернистости, а также для документирования природных особенностей, которые необходимо учесть при разработке карты раскроя. Задача операции — строго разграничить структурный брак (сквозные трещины, расслоения), несовместимый с требованиями для изделий 1-й категории, от природных геологических особенностей мраморизированный известнякизированного известняка (жилки, прожилки, микротрещины — природные микротрещины, каверны — каверны), которые являются нормой для Delikato light и не снижают прочности и долговечности изделий.</w:t>
+        <w:t xml:space="preserve">Операция предназначена для детальной эстетической и структурной оценки блока мраморизированного известняка Fatima (Португалия) с целью установления его пригодности для изготовления напольных плит 1-й категории с подбором по оттенку, рисунку и зернистости, а также для документирования природных особенностей, которые необходимо учесть при разработке карты раскроя. Задача операции — строго разграничить структурный брак (сквозные трещины, расслоения), несовместимый с требованиями для изделий 1-й категории, от природных геологических особенностей мраморизированного известняка (жилки, прожилки, микротрещины — природные микротрещины, каверны — каверны), которые являются нормой для Delikato light и не снижают прочности и долговечности изделий.</w:t>
       </w:r>
     </w:p>
     <w:p>
@@ -2341,7 +2341,7 @@
           <w:szCs w:val="24"/>
           <w:rFonts w:ascii="Times New Roman" w:cs="Times New Roman" w:eastAsia="Times New Roman" w:hAnsi="Times New Roman"/>
         </w:rPr>
-        <w:t xml:space="preserve">Блок мраморизированный известнякизированного известняка Fatima (Португалия), прошедший входной контроль (Операция №2) и допущенный в производство, на подкладках в зоне контроля.</w:t>
+        <w:t xml:space="preserve">Блок мраморизированного известняка Fatima (Португалия), прошедший входной контроль (Операция №2) и допущенный в производство, на подкладках в зоне контроля.</w:t>
       </w:r>
     </w:p>
     <w:p>
@@ -2431,7 +2431,7 @@
           <w:szCs w:val="24"/>
           <w:rFonts w:ascii="Times New Roman" w:cs="Times New Roman" w:eastAsia="Times New Roman" w:hAnsi="Times New Roman"/>
         </w:rPr>
-        <w:t xml:space="preserve">Переносные осветительные приборы для осмотра граней под разными углами (в том числе боковое косое освещение для выявления трещин). Мел или маркер по камню для нанесения отметок на блок. Бумага для карты-схемы. Эталонные образцы мраморизированный известнякизированного известняка Fatima (Португалия) (при наличии). СИЗ: каска, перчатки, защитная обувь; при интенсивном пылеобразовании — полумаска-респиратор.</w:t>
+        <w:t xml:space="preserve">Переносные осветительные приборы для осмотра граней под разными углами (в том числе боковое косое освещение для выявления трещин). Мел или маркер по камню для нанесения отметок на блок. Бумага для карты-схемы. Эталонные образцы мраморизированного известняка Fatima (Португалия) (при наличии). СИЗ: каска, перчатки, защитная обувь; при интенсивном пылеобразовании — полумаска-респиратор.</w:t>
       </w:r>
     </w:p>
     <w:p>
@@ -2581,7 +2581,7 @@
           <w:szCs w:val="24"/>
           <w:rFonts w:ascii="Times New Roman" w:cs="Times New Roman" w:eastAsia="Times New Roman" w:hAnsi="Times New Roman"/>
         </w:rPr>
-        <w:t xml:space="preserve">Решение об отнесении признака к структурному браку или природной норме принимает мастер цеха; при сомнениях — директор производства. Структурный брак не является автоматическим поводом для отказа от блока — решение зависит от расположения дефекта и возможности его обойти при раскрое. Природные микротрещины, жилки и каверны мраморизированный известнякизированного известняка Fatima (Португалия) являются допустимыми включениями и не снижают функциональных характеристик изделий.</w:t>
+        <w:t xml:space="preserve">Решение об отнесении признака к структурному браку или природной норме принимает мастер цеха; при сомнениях — директор производства. Структурный брак не является автоматическим поводом для отказа от блока — решение зависит от расположения дефекта и возможности его обойти при раскрое. Природные микротрещины, жилки и каверны мраморизированного известняка Fatima (Португалия) являются допустимыми включениями и не снижают функциональных характеристик изделий.</w:t>
       </w:r>
     </w:p>
     <w:p>
@@ -3133,7 +3133,7 @@
           <w:szCs w:val="24"/>
           <w:rFonts w:ascii="Times New Roman" w:cs="Times New Roman" w:eastAsia="Times New Roman" w:hAnsi="Times New Roman"/>
         </w:rPr>
-        <w:t xml:space="preserve">Операция обеспечивает безопасное перемещение сырьевого блока мраморизированный известнякизированного известняка Fatima (Португалия) (3200×1500×1000 мм, ~7,2 т) из зоны хранения к рабочей зоне станка резки SQC2200 и его установку на рабочую платформу (роликовый стол/ложемент) станка в соответствии с разработанной картой раскроя. Цель — точно позиционировать блок относительно режущего органа, надёжно зафиксировать его и обеспечить готовность к начальному распилу на слэбы без риска смещения или опрокидывания.</w:t>
+        <w:t xml:space="preserve">Операция обеспечивает безопасное перемещение сырьевого блока мраморизированного известняка Fatima (Португалия) (3200×1500×1000 мм, ~7,2 т) из зоны хранения к рабочей зоне станка резки SQC2200 и его установку на рабочую платформу (роликовый стол/ложемент) станка в соответствии с разработанной картой раскроя. Цель — точно позиционировать блок относительно режущего органа, надёжно зафиксировать его и обеспечить готовность к начальному распилу на слэбы без риска смещения или опрокидывания.</w:t>
       </w:r>
     </w:p>
     <w:p>
@@ -3163,7 +3163,7 @@
           <w:szCs w:val="24"/>
           <w:rFonts w:ascii="Times New Roman" w:cs="Times New Roman" w:eastAsia="Times New Roman" w:hAnsi="Times New Roman"/>
         </w:rPr>
-        <w:t xml:space="preserve">Блок мраморизированный известнякизированного известняка Fatima (Португалия), прошедший сортировку (Операция №3), с нанесёнными маркировочными метками плоскостей реза по карте раскроя (Операция №4). Карта раскроя передана распиловщику (Камнерезу) и наладчику.</w:t>
+        <w:t xml:space="preserve">Блок мраморизированного известняка Fatima (Португалия), прошедший сортировку (Операция №3), с нанесёнными маркировочными метками плоскостей реза по карте раскроя (Операция №4). Карта раскроя передана распиловщику (Камнерезу) и наладчику.</w:t>
       </w:r>
     </w:p>
     <w:p>
@@ -3558,7 +3558,7 @@
           <w:szCs w:val="24"/>
           <w:rFonts w:ascii="Times New Roman" w:cs="Times New Roman" w:eastAsia="Times New Roman" w:hAnsi="Times New Roman"/>
         </w:rPr>
-        <w:t xml:space="preserve">Операция представляет собой черновой продольный распил блока мраморизированный известнякизированного известняка Fatima (Португалия) (3200×1500×1000 мм) на горизонтальные слэбы расчётной толщиной ~175—180 мм с припуском, необходимым для последующей калибровки до чистового размера 170 мм (толщина готовой плиты). Распиловка выполняется на станке резки SQC2200 (диаметр диска до 2200 мм), что обеспечивает сквозной рез блока шириной 1500 мм за один проход. Цель — получить набор слэбов со стабильными параллельными плоскостями, пригодных для последующего раскроя на заготовки плит.</w:t>
+        <w:t xml:space="preserve">Операция представляет собой черновой продольный распил блока мраморизированного известняка Fatima (Португалия) (3200×1500×1000 мм) на горизонтальные слэбы расчётной толщиной ~175—180 мм с припуском, необходимым для последующей калибровки до чистового размера 170 мм (толщина готовой плиты). Распиловка выполняется на станке резки SQC2200 (диаметр диска до 2200 мм), что обеспечивает сквозной рез блока шириной 1500 мм за один проход. Цель — получить набор слэбов со стабильными параллельными плоскостями, пригодных для последующего раскроя на заготовки плит.</w:t>
       </w:r>
     </w:p>
     <w:p>
@@ -3588,7 +3588,7 @@
           <w:szCs w:val="24"/>
           <w:rFonts w:ascii="Times New Roman" w:cs="Times New Roman" w:eastAsia="Times New Roman" w:hAnsi="Times New Roman"/>
         </w:rPr>
-        <w:t xml:space="preserve">Блок мраморизированный известнякизированного известняка Fatima (Португалия), установленный и закреплённый на платформе станка SQC2200 по результатам Операции №5, с нанесёнными разметочными линиями плоскостей реза по карте раскроя.</w:t>
+        <w:t xml:space="preserve">Блок мраморизированного известняка Fatima (Португалия), установленный и закреплённый на платформе станка SQC2200 по результатам Операции №5, с нанесёнными разметочными линиями плоскостей реза по карте раскроя.</w:t>
       </w:r>
     </w:p>
     <w:p>
@@ -3618,7 +3618,7 @@
           <w:szCs w:val="24"/>
           <w:rFonts w:ascii="Times New Roman" w:cs="Times New Roman" w:eastAsia="Times New Roman" w:hAnsi="Times New Roman"/>
         </w:rPr>
-        <w:t xml:space="preserve">Слэбы мраморизированный известнякизированного известняка Fatima (Португалия) толщиной ~175—180 мм, с допустимым отклонением, не выводящим припуск за пределы, необходимые для калибровки. Длина ~3200 мм, ширина ~1500 мм. Плоские пилёные постели без ступенчатости и сколов, способных вывести изделие за пределы припуска. Каждый слэб маркируется порядковым номером. Технологические отходы (краевые обрезки) отделяются.</w:t>
+        <w:t xml:space="preserve">Слэбы мраморизированного известняка Fatima (Португалия) толщиной ~175—180 мм, с допустимым отклонением, не выводящим припуск за пределы, необходимые для калибровки. Длина ~3200 мм, ширина ~1500 мм. Плоские пилёные постели без ступенчатости и сколов, способных вывести изделие за пределы припуска. Каждый слэб маркируется порядковым номером. Технологические отходы (краевые обрезки) отделяются.</w:t>
       </w:r>
     </w:p>
     <w:p>
@@ -3678,7 +3678,7 @@
           <w:szCs w:val="24"/>
           <w:rFonts w:ascii="Times New Roman" w:cs="Times New Roman" w:eastAsia="Times New Roman" w:hAnsi="Times New Roman"/>
         </w:rPr>
-        <w:t xml:space="preserve">Алмазный сегментный диск диаметром до 2200 мм, подходящий для мраморизированный известнякизированного известняка; деревянные или резиновые прокладки для разобщения слэбов; текстильные стропы. СИЗ: каска, наушники/беруши (СанПиН 1.2.3685-21), защитные очки или щиток (от брызг воды и частиц), полумаска-респиратор или СИЗОД класса не ниже FFP2 (общецеховые меры профилактики силикоза), защитная обувь, перчатки.</w:t>
+        <w:t xml:space="preserve">Алмазный сегментный диск диаметром до 2200 мм, подходящий для мраморизированного известняка; деревянные или резиновые прокладки для разобщения слэбов; текстильные стропы. СИЗ: каска, наушники/беруши (СанПиН 1.2.3685-21), защитные очки или щиток (от брызг воды и частиц), полумаска-респиратор или СИЗОД класса не ниже FFP2 (общецеховые меры профилактики силикоза), защитная обувь, перчатки.</w:t>
       </w:r>
     </w:p>
     <w:p>
@@ -3768,7 +3768,7 @@
           <w:szCs w:val="24"/>
           <w:rFonts w:ascii="Times New Roman" w:cs="Times New Roman" w:eastAsia="Times New Roman" w:hAnsi="Times New Roman"/>
         </w:rPr>
-        <w:t xml:space="preserve">Наладчик ЧПУ устанавливает параметры по паспорту SQC2200 и карте наладки предприятия: скорость вращения диска, скорость подачи блока, расход воды, глубину реза за проход — применительно к характеристикам мраморизированный известнякизированного известняка Fatima (Португалия). Числовые значения в ТК не приводятся. Пробный выход диска в начале реза — на минимальной подаче. Результаты настройки фиксируются в карте наладки.</w:t>
+        <w:t xml:space="preserve">Наладчик ЧПУ устанавливает параметры по паспорту SQC2200 и карте наладки предприятия: скорость вращения диска, скорость подачи блока, расход воды, глубину реза за проход — применительно к характеристикам мраморизированного известняка Fatima (Португалия). Числовые значения в ТК не приводятся. Пробный выход диска в начале реза — на минимальной подаче. Результаты настройки фиксируются в карте наладки.</w:t>
       </w:r>
     </w:p>
     <w:p>
@@ -3828,7 +3828,7 @@
           <w:szCs w:val="24"/>
           <w:rFonts w:ascii="Times New Roman" w:cs="Times New Roman" w:eastAsia="Times New Roman" w:hAnsi="Times New Roman"/>
         </w:rPr>
-        <w:t xml:space="preserve">По завершении каждого реза мастер проверяет: соответствие толщины слэба расчётной (~175—180 мм), качество пилёных поверхностей (отсутствие ступенчатости, крупных сколов, выводящих за припуск), отсутствие сквозных трещин, появившихся в ходе распила. Природные жилки и микротрещины (природные микротрещины) мраморизированный известнякизированного известняка Fatima (Португалия) — допустимая норма, не являющаяся браком.</w:t>
+        <w:t xml:space="preserve">По завершении каждого реза мастер проверяет: соответствие толщины слэба расчётной (~175—180 мм), качество пилёных поверхностей (отсутствие ступенчатости, крупных сколов, выводящих за припуск), отсутствие сквозных трещин, появившихся в ходе распила. Природные жилки и микротрещины (природные микротрещины) мраморизированного известняка Fatima (Португалия) — допустимая норма, не являющаяся браком.</w:t>
       </w:r>
     </w:p>
     <w:p>
@@ -3888,7 +3888,7 @@
           <w:szCs w:val="24"/>
           <w:rFonts w:ascii="Times New Roman" w:cs="Times New Roman" w:eastAsia="Times New Roman" w:hAnsi="Times New Roman"/>
         </w:rPr>
-        <w:t xml:space="preserve">Мокрый рез даёт карбонатный шлам — взвесь частиц мраморизированный известнякизированного известняка в воде. Шламовая вода направляется в систему водоочистки (2×1000 л/мин), сброс без очистки ЗАПРЕЩЁН. Осадок накапливается в контейнерах и передаётся на утилизацию. Каменный скол и торцевые обрезки направляются на временное хранение.</w:t>
+        <w:t xml:space="preserve">Мокрый рез даёт карбонатный шлам — взвесь частиц мраморизированного известняка в воде. Шламовая вода направляется в систему водоочистки (2×1000 л/мин), сброс без очистки ЗАПРЕЩЁН. Осадок накапливается в контейнерах и передаётся на утилизацию. Каменный скол и торцевые обрезки направляются на временное хранение.</w:t>
       </w:r>
     </w:p>
     <w:p>
@@ -3999,7 +3999,7 @@
           <w:szCs w:val="24"/>
           <w:rFonts w:ascii="Times New Roman" w:cs="Times New Roman" w:eastAsia="Times New Roman" w:hAnsi="Times New Roman"/>
         </w:rPr>
-        <w:t xml:space="preserve">Слэбы мраморизированный известнякизированного известняка Fatima (Португалия) расчётной толщиной ~175—180 мм, снятые с платформы SQC2200 и уложенные на подкладки.</w:t>
+        <w:t xml:space="preserve">Слэбы мраморизированного известняка Fatima (Португалия) расчётной толщиной ~175—180 мм, снятые с платформы SQC2200 и уложенные на подкладки.</w:t>
       </w:r>
     </w:p>
     <w:p>
@@ -4209,7 +4209,7 @@
           <w:szCs w:val="24"/>
           <w:rFonts w:ascii="Times New Roman" w:cs="Times New Roman" w:eastAsia="Times New Roman" w:hAnsi="Times New Roman"/>
         </w:rPr>
-        <w:t xml:space="preserve">Мастер цеха последовательно осматривает и измеряет каждый слэб. Для каждого слэба: измеряется толщина в 5 точках (4 угла + центр), результаты фиксируются — толщина должна быть в пределах ~175—180 мм с равномерностью, обеспечивающей припуск для калибровки; оцениваются пилёные поверхности — недопустимы ступенчатость, крупные сколы, глубина которых выводит за границу припуска; выявляются новые трещины, образовавшиеся в ходе распила (сквозные — фиксируются как структурный брак, требующий решения); природные особенности мраморизированный известнякизированного известняка (жилки, природные микротрещины, каверны) — фиксируются как допустимые и передаются в карту раскроя для Операции №8. По завершении осмотра мастер оформляет запись в журнале и передаёт слэбы на следующую операцию с пометками.</w:t>
+        <w:t xml:space="preserve">Мастер цеха последовательно осматривает и измеряет каждый слэб. Для каждого слэба: измеряется толщина в 5 точках (4 угла + центр), результаты фиксируются — толщина должна быть в пределах ~175—180 мм с равномерностью, обеспечивающей припуск для калибровки; оцениваются пилёные поверхности — недопустимы ступенчатость, крупные сколы, глубина которых выводит за границу припуска; выявляются новые трещины, образовавшиеся в ходе распила (сквозные — фиксируются как структурный брак, требующий решения); природные особенности мраморизированного известняка (жилки, природные микротрещины, каверны) — фиксируются как допустимые и передаются в карту раскроя для Операции №8. По завершении осмотра мастер оформляет запись в журнале и передаёт слэбы на следующую операцию с пометками.</w:t>
       </w:r>
     </w:p>
     <w:p>
@@ -4239,7 +4239,7 @@
           <w:szCs w:val="24"/>
           <w:rFonts w:ascii="Times New Roman" w:cs="Times New Roman" w:eastAsia="Times New Roman" w:hAnsi="Times New Roman"/>
         </w:rPr>
-        <w:t xml:space="preserve">Основные критерии: толщина слэба не менее (30 мм + припуск на калибровку), равномерность толщины, качество пилёных поверхностей, отсутствие структурного брака. Природные особенности мраморизированный известнякизированного известняка Delikato light не являются основанием для отбраковки.</w:t>
+        <w:t xml:space="preserve">Основные критерии: толщина слэба не менее (30 мм + припуск на калибровку), равномерность толщины, качество пилёных поверхностей, отсутствие структурного брака. Природные особенности мраморизированного известняка Delikato light не являются основанием для отбраковки.</w:t>
       </w:r>
     </w:p>
     <w:p>
@@ -4394,7 +4394,7 @@
           <w:szCs w:val="24"/>
           <w:rFonts w:ascii="Times New Roman" w:cs="Times New Roman" w:eastAsia="Times New Roman" w:hAnsi="Times New Roman"/>
         </w:rPr>
-        <w:t xml:space="preserve">Операция представляет собой прямолинейный раскрой слэбов мраморизированный известнякизированного известняка Fatima (Португалия) на квадратные заготовки размером 720×720 мм (700 мм + технологический запас 20 мм на обработку кромок, фасок и калибровку) с толщиной, полученной в Операции №6 (~175—180 мм). Раскрой выполняется на мостовом станке SQC600-4D (макс. глубина реза 180 мм, диаметр диска 600 мм). Плита 1700×135×170 мм имеет небольшую толщину, поэтому ограничение по глубине реза в 180 мм обеспечивает комфортный запас. Ширина заготовки 720 мм не превышает размер слэба (1500 мм по ширине), что позволяет получить до 2 заготовок по ширине из одного слэба. Цель — получить прямоугольные заготовки с достаточным припуском под все последующие операции.</w:t>
+        <w:t xml:space="preserve">Операция представляет собой прямолинейный раскрой слэбов мраморизированного известняка Fatima (Португалия) на квадратные заготовки размером 720×720 мм (700 мм + технологический запас 20 мм на обработку кромок, фасок и калибровку) с толщиной, полученной в Операции №6 (~175—180 мм). Раскрой выполняется на мостовом станке SQC600-4D (макс. глубина реза 180 мм, диаметр диска 600 мм). Плита 1700×135×170 мм имеет небольшую толщину, поэтому ограничение по глубине реза в 180 мм обеспечивает комфортный запас. Ширина заготовки 720 мм не превышает размер слэба (1500 мм по ширине), что позволяет получить до 2 заготовок по ширине из одного слэба. Цель — получить прямоугольные заготовки с достаточным припуском под все последующие операции.</w:t>
       </w:r>
     </w:p>
     <w:p>
@@ -4424,7 +4424,7 @@
           <w:szCs w:val="24"/>
           <w:rFonts w:ascii="Times New Roman" w:cs="Times New Roman" w:eastAsia="Times New Roman" w:hAnsi="Times New Roman"/>
         </w:rPr>
-        <w:t xml:space="preserve">Слэбы мраморизированный известнякизированного известняка Fatima (Португалия) ~175—180 мм × 3200 × 1500 мм, прошедшие межоперационный контроль (Операция №7) и помеченные как «пригодны для раскроя». Карта раскроя с указанием схемы резов.</w:t>
+        <w:t xml:space="preserve">Слэбы мраморизированного известняка Fatima (Португалия) ~175—180 мм × 3200 × 1500 мм, прошедшие межоперационный контроль (Операция №7) и помеченные как «пригодны для раскроя». Карта раскроя с указанием схемы резов.</w:t>
       </w:r>
     </w:p>
     <w:p>
@@ -4454,7 +4454,7 @@
           <w:szCs w:val="24"/>
           <w:rFonts w:ascii="Times New Roman" w:cs="Times New Roman" w:eastAsia="Times New Roman" w:hAnsi="Times New Roman"/>
         </w:rPr>
-        <w:t xml:space="preserve">Заготовки мраморизированный известнякизированного известняка Fatima (Португалия) размером 720×720 мм (±5 мм) с пилёными кромками. Поверхности кромок без ступенчатости и крупных сколов. Каждая заготовка маркируется в соответствии с картой раскроя.</w:t>
+        <w:t xml:space="preserve">Заготовки мраморизированного известняка Fatima (Португалия) размером 720×720 мм (±5 мм) с пилёными кромками. Поверхности кромок без ступенчатости и крупных сколов. Каждая заготовка маркируется в соответствии с картой раскроя.</w:t>
       </w:r>
     </w:p>
     <w:p>
@@ -4514,7 +4514,7 @@
           <w:szCs w:val="24"/>
           <w:rFonts w:ascii="Times New Roman" w:cs="Times New Roman" w:eastAsia="Times New Roman" w:hAnsi="Times New Roman"/>
         </w:rPr>
-        <w:t xml:space="preserve">Алмазный диск диаметром 600 мм для резки мраморизированный известнякизированного известняка; упоры и линейки для точного позиционирования слэба; текстильные стропы и прокладки. СИЗ: каска, наушники/беруши, очки/щиток, полумаска-респиратор (FFP2+), защитная обувь, перчатки.</w:t>
+        <w:t xml:space="preserve">Алмазный диск диаметром 600 мм для резки мраморизированного известняка; упоры и линейки для точного позиционирования слэба; текстильные стропы и прокладки. СИЗ: каска, наушники/беруши, очки/щиток, полумаска-респиратор (FFP2+), защитная обувь, перчатки.</w:t>
       </w:r>
     </w:p>
     <w:p>
@@ -4664,7 +4664,7 @@
           <w:szCs w:val="24"/>
           <w:rFonts w:ascii="Times New Roman" w:cs="Times New Roman" w:eastAsia="Times New Roman" w:hAnsi="Times New Roman"/>
         </w:rPr>
-        <w:t xml:space="preserve">Мастер проверяет: размеры заготовок (720±5 мм), прямолинейность кромок (отклонение — по ГОСТ), отсутствие ступенчатости и крупных сколов кромок. Природные жилки, природные микротрещины, каверны мраморизированный известнякизированного известняка — допустимая норма.</w:t>
+        <w:t xml:space="preserve">Мастер проверяет: размеры заготовок (720±5 мм), прямолинейность кромок (отклонение — по ГОСТ), отсутствие ступенчатости и крупных сколов кромок. Природные жилки, природные микротрещины, каверны мраморизированного известняка — допустимая норма.</w:t>
       </w:r>
     </w:p>
     <w:p>
@@ -4819,7 +4819,7 @@
           <w:szCs w:val="24"/>
           <w:rFonts w:ascii="Times New Roman" w:cs="Times New Roman" w:eastAsia="Times New Roman" w:hAnsi="Times New Roman"/>
         </w:rPr>
-        <w:t xml:space="preserve">Операция предназначена для выравнивания толщины заготовок плит мраморизированный известнякизированного известняка Fatima (Португалия) и достижения заданного чистового размера 170 мм с соблюдением допуска по ГОСТ 9480-2024, а также для получения ровной плоской поверхности заготовки, готовой к последующим операциям декоративной обработки. Калибровка выполняется на станке SQC600-4D . Заготовка плиты 720×720 мм имеет ширину 720 мм, что обеспечивает возможность обработки в пределах критического лимита станка (макс. ширина 1000 мм — запас 280 мм). Цель — убрать пилёные неровности, выровнять плоскость лицевой поверхности и точно откалибровать толщину по всей площади заготовки.</w:t>
+        <w:t xml:space="preserve">Операция предназначена для выравнивания толщины заготовок плит мраморизированного известняка Fatima (Португалия) и достижения заданного чистового размера 170 мм с соблюдением допуска по ГОСТ 9480-2024, а также для получения ровной плоской поверхности заготовки, готовой к последующим операциям декоративной обработки. Калибровка выполняется на станке SQC600-4D . Заготовка плиты 720×720 мм имеет ширину 720 мм, что обеспечивает возможность обработки в пределах критического лимита станка (макс. ширина 1000 мм — запас 280 мм). Цель — убрать пилёные неровности, выровнять плоскость лицевой поверхности и точно откалибровать толщину по всей площади заготовки.</w:t>
       </w:r>
     </w:p>
     <w:p>
@@ -4849,7 +4849,7 @@
           <w:szCs w:val="24"/>
           <w:rFonts w:ascii="Times New Roman" w:cs="Times New Roman" w:eastAsia="Times New Roman" w:hAnsi="Times New Roman"/>
         </w:rPr>
-        <w:t xml:space="preserve">Заготовки мраморизированный известнякизированного известняка Fatima (Португалия) 720×720 мм с пилёными поверхностями, толщиной ~175—180 мм, прошедшие межоперационный контроль (Операция №7) и раскрой (Операция №8).</w:t>
+        <w:t xml:space="preserve">Заготовки мраморизированного известняка Fatima (Португалия) 720×720 мм с пилёными поверхностями, толщиной ~175—180 мм, прошедшие межоперационный контроль (Операция №7) и раскрой (Операция №8).</w:t>
       </w:r>
     </w:p>
     <w:p>
@@ -5089,7 +5089,7 @@
           <w:szCs w:val="24"/>
           <w:rFonts w:ascii="Times New Roman" w:cs="Times New Roman" w:eastAsia="Times New Roman" w:hAnsi="Times New Roman"/>
         </w:rPr>
-        <w:t xml:space="preserve">Мастер проверяет: толщину в 5 точках каждой заготовки (должна соответствовать 170 мм ± допуск по ГОСТ 9480-2024), плоскостность лицевой поверхности (поверочной линейкой и щупом), отсутствие сколов, выводящих за допуск. Природные особенности мраморизированный известнякизированного известняка Fatima (Португалия) (природные микротрещины, каверны, жилки) — допустимая норма, не являющаяся браком. Результат фиксируется в маршрутных документах.</w:t>
+        <w:t xml:space="preserve">Мастер проверяет: толщину в 5 точках каждой заготовки (должна соответствовать 170 мм ± допуск по ГОСТ 9480-2024), плоскостность лицевой поверхности (поверочной линейкой и щупом), отсутствие сколов, выводящих за допуск. Природные особенности мраморизированного известняка Fatima (Португалия) (природные микротрещины, каверны, жилки) — допустимая норма, не являющаяся браком. Результат фиксируется в маршрутных документах.</w:t>
       </w:r>
     </w:p>
     <w:p>
@@ -5260,7 +5260,7 @@
           <w:szCs w:val="24"/>
           <w:rFonts w:ascii="Times New Roman" w:cs="Times New Roman" w:eastAsia="Times New Roman" w:hAnsi="Times New Roman"/>
         </w:rPr>
-        <w:t xml:space="preserve">Откалиброванные заготовки мраморизированный известнякизированного известняка Fatima (Португалия), снятые со станка SQC600-4D и уложенные на подкладки.</w:t>
+        <w:t xml:space="preserve">Откалиброванные заготовки мраморизированного известняка Fatima (Португалия), снятые со станка SQC600-4D и уложенные на подкладки.</w:t>
       </w:r>
     </w:p>
     <w:p>
@@ -5470,7 +5470,7 @@
           <w:szCs w:val="24"/>
           <w:rFonts w:ascii="Times New Roman" w:cs="Times New Roman" w:eastAsia="Times New Roman" w:hAnsi="Times New Roman"/>
         </w:rPr>
-        <w:t xml:space="preserve">Мастер цеха последовательно контролирует каждую из 75 заготовок. Для каждой: измерение толщины штангенциркулем в 5 точках с фиксацией; укладка поверочной линейки поперёк лицевой поверхности в нескольких направлениях, проверка просвета щупом; визуальный осмотр лицевой поверхности на наличие глубоких рисок, сколов от калибровки. Результаты заносятся в журнал. При несоответствии — заготовка помечается и возвращается на повторную калибровку. Природные особенности мраморизированный известнякизированного известняка (природные микротрещины, каверны, жилки) — фиксируются как допустимые, не являются основанием для возврата.</w:t>
+        <w:t xml:space="preserve">Мастер цеха последовательно контролирует каждую из 75 заготовок. Для каждой: измерение толщины штангенциркулем в 5 точках с фиксацией; укладка поверочной линейки поперёк лицевой поверхности в нескольких направлениях, проверка просвета щупом; визуальный осмотр лицевой поверхности на наличие глубоких рисок, сколов от калибровки. Результаты заносятся в журнал. При несоответствии — заготовка помечается и возвращается на повторную калибровку. Природные особенности мраморизированного известняка (природные микротрещины, каверны, жилки) — фиксируются как допустимые, не являются основанием для возврата.</w:t>
       </w:r>
     </w:p>
     <w:p>
@@ -5851,7 +5851,7 @@
           <w:szCs w:val="24"/>
           <w:rFonts w:ascii="Times New Roman" w:cs="Times New Roman" w:eastAsia="Times New Roman" w:hAnsi="Times New Roman"/>
         </w:rPr>
-        <w:t xml:space="preserve">Наладчик ЧПУ задаёт в управляющей программе (или карте наладки): координаты плоскостей резов для обрезки до 1700×135 мм (по два реза на каждую пару параллельных кромок), координаты положения диска для нарезки фасок 5 мм под углом 45° (или иным углом по чертежу) по всем четырём кромкам. Параметры реза (скорость вращения диска, скорость подачи, расход воды) устанавливаются по паспорту SQC600-4D и карте наладки применительно к мраморизированный известнякизированному известняку Fatima (Португалия). Числовые значения в ТК не приводятся. Пробный рез выполняется на черновой заготовке или имитационном материале.</w:t>
+        <w:t xml:space="preserve">Наладчик ЧПУ задаёт в управляющей программе (или карте наладки): координаты плоскостей резов для обрезки до 1700×135 мм (по два реза на каждую пару параллельных кромок), координаты положения диска для нарезки фасок 5 мм под углом 45° (или иным углом по чертежу) по всем четырём кромкам. Параметры реза (скорость вращения диска, скорость подачи, расход воды) устанавливаются по паспорту SQC600-4D и карте наладки применительно к мраморизированному известняку Fatima (Португалия). Числовые значения в ТК не приводятся. Пробный рез выполняется на черновой заготовке или имитационном материале.</w:t>
       </w:r>
     </w:p>
     <w:p>
@@ -6082,7 +6082,7 @@
           <w:szCs w:val="24"/>
           <w:rFonts w:ascii="Times New Roman" w:cs="Times New Roman" w:eastAsia="Times New Roman" w:hAnsi="Times New Roman"/>
         </w:rPr>
-        <w:t xml:space="preserve">Заготовки мраморизированный известнякизированного известняка Fatima (Португалия) 720×720×30 мм, откалиброванные и проверенные (Операции №9—10), с верифицированной программой/картой наладки (Операция №11).</w:t>
+        <w:t xml:space="preserve">Заготовки мраморизированного известняка Fatima (Португалия) 720×720×30 мм, откалиброванные и проверенные (Операции №9—10), с верифицированной программой/картой наладки (Операция №11).</w:t>
       </w:r>
     </w:p>
     <w:p>
@@ -6322,7 +6322,7 @@
           <w:szCs w:val="24"/>
           <w:rFonts w:ascii="Times New Roman" w:cs="Times New Roman" w:eastAsia="Times New Roman" w:hAnsi="Times New Roman"/>
         </w:rPr>
-        <w:t xml:space="preserve">Мастер проверяет не менее одной заготовки из каждых 5: размеры 1700×135 мм (штангенциркуль, рулетка), прямолинейность кромок (поверочная линейка), прямоугольность (угольник), отсутствие сколов кромок. Природные особенности мраморизированный известнякизированного известняка (природные микротрещины, каверны) — допустимые нормы.</w:t>
+        <w:t xml:space="preserve">Мастер проверяет не менее одной заготовки из каждых 5: размеры 1700×135 мм (штангенциркуль, рулетка), прямолинейность кромок (поверочная линейка), прямоугольность (угольник), отсутствие сколов кромок. Природные особенности мраморизированного известняка (природные микротрещины, каверны) — допустимые нормы.</w:t>
       </w:r>
     </w:p>
     <w:p>
@@ -6874,7 +6874,7 @@
           <w:szCs w:val="24"/>
           <w:rFonts w:ascii="Times New Roman" w:cs="Times New Roman" w:eastAsia="Times New Roman" w:hAnsi="Times New Roman"/>
         </w:rPr>
-        <w:t xml:space="preserve">Операция предназначена для нарезки фасок 5 мм по всем четырём кромкам напольной плиты 1700×135×170 мм из мраморизированный известнякизированного известняка Fatima (Португалия). Фаска 5 мм является элементом конструкции плиты, обеспечивающим защиту кромок от сколов при укладке и эксплуатации, а также отвечает требованиям технического задания. Фаски выполняются на мостовом станке SQC600-4D (диаметр диска 600 мм, глубина реза до 180 мм) с наклоном диска под заданным углом, либо с применением специального профильного диска для фасок, либо ручным пневмо- или электроинструментом с питанием от компрессора D316Y. Выбор метода (станок или ручная обработка) определяется наладчиком ЧПУ и мастером цеха с учётом возможностей станка и требуемого качества фаски.</w:t>
+        <w:t xml:space="preserve">Операция предназначена для нарезки фасок 5 мм по всем четырём кромкам напольной плиты 1700×135×170 мм из мраморизированного известняка Fatima (Португалия). Фаска 5 мм является элементом конструкции плиты, обеспечивающим защиту кромок от сколов при укладке и эксплуатации, а также отвечает требованиям технического задания. Фаски выполняются на мостовом станке SQC600-4D (диаметр диска 600 мм, глубина реза до 180 мм) с наклоном диска под заданным углом, либо с применением специального профильного диска для фасок, либо ручным пневмо- или электроинструментом с питанием от компрессора D316Y. Выбор метода (станок или ручная обработка) определяется наладчиком ЧПУ и мастером цеха с учётом возможностей станка и требуемого качества фаски.</w:t>
       </w:r>
     </w:p>
     <w:p>
@@ -7555,7 +7555,7 @@
           <w:szCs w:val="24"/>
           <w:rFonts w:ascii="Times New Roman" w:cs="Times New Roman" w:eastAsia="Times New Roman" w:hAnsi="Times New Roman"/>
         </w:rPr>
-        <w:t xml:space="preserve">Мастер проверяет: ширина фасок 5 мм ± допуск, угол фасок, отсутствие видимых рисок, ступенек и выкрашивания на кромках и переходах, сохранность лицевой поверхности (отсутствие случайных царапин). Природные особенности мраморизированный известнякизированного известняка Fatima (Португалия) на фасках — допустимая норма.</w:t>
+        <w:t xml:space="preserve">Мастер проверяет: ширина фасок 5 мм ± допуск, угол фасок, отсутствие видимых рисок, ступенек и выкрашивания на кромках и переходах, сохранность лицевой поверхности (отсутствие случайных царапин). Природные особенности мраморизированного известняка Fatima (Португалия) на фасках — допустимая норма.</w:t>
       </w:r>
     </w:p>
     <w:p>
@@ -7980,7 +7980,7 @@
           <w:szCs w:val="24"/>
           <w:rFonts w:ascii="Times New Roman" w:cs="Times New Roman" w:eastAsia="Times New Roman" w:hAnsi="Times New Roman"/>
         </w:rPr>
-        <w:t xml:space="preserve">Мастер проверяет каждую плиту: отсутствие видимых рисок и сколов при боковом освещении, ровность поверхности, соответствие фасок шаблону. Природные особенности мраморизированный известнякизированного известняка (природные микротрещины, каверны, жилки) — допустимые нормы, не подлежат «устранению» зачисткой.</w:t>
+        <w:t xml:space="preserve">Мастер проверяет каждую плиту: отсутствие видимых рисок и сколов при боковом освещении, ровность поверхности, соответствие фасок шаблону. Природные особенности мраморизированного известняка (природные микротрещины, каверны, жилки) — допустимые нормы, не подлежат «устранению» зачисткой.</w:t>
       </w:r>
     </w:p>
     <w:p>
@@ -8121,21 +8121,21 @@
           <w:szCs w:val="24"/>
           <w:rFonts w:ascii="Times New Roman" w:cs="Times New Roman" w:eastAsia="Times New Roman" w:hAnsi="Times New Roman"/>
         </w:rPr>
-        <w:t xml:space="preserve">Операция является подготовительной к основной декоративной обработке — лощению лицевой поверхности плит 1700×135×170 мм из мраморизированный известнякизированного известняка Delikato light. Лощение — это вид шлифовально-полировальной обработки, при которой поверхность камня приобретает матовый сатиновый блеск без зеркальной полировки. Для мраморизированный известнякизированного известняка Fatima (Португалия) лощение достигается последовательным проходом абразивами нарастающей зернистости и завершается финишным абразивом, дающим характерный сатиновый блеск без дополнительных полировальных паст.</w:t>
-      </w:r>
-    </w:p>
-    <w:p>
-      <w:pPr>
-        <w:spacing w:after="120" w:line="276" w:lineRule="auto"/>
-        <w:jc w:val="both"/>
-      </w:pPr>
-      <w:r>
-        <w:rPr>
-          <w:sz w:val="24"/>
-          <w:szCs w:val="24"/>
-          <w:rFonts w:ascii="Times New Roman" w:cs="Times New Roman" w:eastAsia="Times New Roman" w:hAnsi="Times New Roman"/>
-        </w:rPr>
-        <w:t xml:space="preserve">Цель операции — подготовить рабочее место и оборудование: выбрать последовательность абразивов (зернистость) для получения требуемой фактуры лощения на мраморизированный известнякизированном известняке Fatima (Португалия), настроить параметры станка или ручного инструмента по паспорту и карте наладки, убедиться в исправности всех систем (водоснабжение, водоочистка, вентиляция), подготовить пробную плиту для верификации параметров лощения.</w:t>
+        <w:t xml:space="preserve">Операция является подготовительной к основной декоративной обработке — лощению лицевой поверхности плит 1700×135×170 мм из мраморизированного известняка Delikato light. Лощение — это вид шлифовально-полировальной обработки, при которой поверхность камня приобретает матовый сатиновый блеск без зеркальной полировки. Для мраморизированного известняка Fatima (Португалия) лощение достигается последовательным проходом абразивами нарастающей зернистости и завершается финишным абразивом, дающим характерный сатиновый блеск без дополнительных полировальных паст.</w:t>
+      </w:r>
+    </w:p>
+    <w:p>
+      <w:pPr>
+        <w:spacing w:after="120" w:line="276" w:lineRule="auto"/>
+        <w:jc w:val="both"/>
+      </w:pPr>
+      <w:r>
+        <w:rPr>
+          <w:sz w:val="24"/>
+          <w:szCs w:val="24"/>
+          <w:rFonts w:ascii="Times New Roman" w:cs="Times New Roman" w:eastAsia="Times New Roman" w:hAnsi="Times New Roman"/>
+        </w:rPr>
+        <w:t xml:space="preserve">Цель операции — подготовить рабочее место и оборудование: выбрать последовательность абразивов (зернистость) для получения требуемой фактуры лощения на мраморизированном известняке Fatima (Португалия), настроить параметры станка или ручного инструмента по паспорту и карте наладки, убедиться в исправности всех систем (водоснабжение, водоочистка, вентиляция), подготовить пробную плиту для верификации параметров лощения.</w:t>
       </w:r>
     </w:p>
     <w:p>
@@ -8195,7 +8195,7 @@
           <w:szCs w:val="24"/>
           <w:rFonts w:ascii="Times New Roman" w:cs="Times New Roman" w:eastAsia="Times New Roman" w:hAnsi="Times New Roman"/>
         </w:rPr>
-        <w:t xml:space="preserve">Верифицированная последовательность абразивов и параметры станка ZLMS 2600 или ZLMS 2600 ( Результаты пробного лощения на контрольной плите соответствуют требованиям фактуры лощения для изделия 1-й категории из мраморизированный известнякизированного известняка Fatima (Португалия). Параметры зафиксированы в карте наладки.</w:t>
+        <w:t xml:space="preserve">Верифицированная последовательность абразивов и параметры станка ZLMS 2600 или ZLMS 2600 ( Результаты пробного лощения на контрольной плите соответствуют требованиям фактуры лощения для изделия 1-й категории из мраморизированного известняка Fatima (Португалия). Параметры зафиксированы в карте наладки.</w:t>
       </w:r>
     </w:p>
     <w:p>
@@ -8255,7 +8255,7 @@
           <w:szCs w:val="24"/>
           <w:rFonts w:ascii="Times New Roman" w:cs="Times New Roman" w:eastAsia="Times New Roman" w:hAnsi="Times New Roman"/>
         </w:rPr>
-        <w:t xml:space="preserve">Полировальные/шлифовальные сегменты нарастающей зернистости (для мраморизированный известнякизированного известняка); инструкция по абразивной программе для Fatima (Португалия) (при наличии у производителя). СИЗ: каска, наушники, очки/щиток, полумаска-респиратор (FFP2+), перчатки, обувь.</w:t>
+        <w:t xml:space="preserve">Полировальные/шлифовальные сегменты нарастающей зернистости (для мраморизированного известняка); инструкция по абразивной программе для Fatima (Португалия) (при наличии у производителя). СИЗ: каска, наушники, очки/щиток, полумаска-респиратор (FFP2+), перчатки, обувь.</w:t>
       </w:r>
     </w:p>
     <w:p>
@@ -8345,7 +8345,7 @@
           <w:szCs w:val="24"/>
           <w:rFonts w:ascii="Times New Roman" w:cs="Times New Roman" w:eastAsia="Times New Roman" w:hAnsi="Times New Roman"/>
         </w:rPr>
-        <w:t xml:space="preserve">Наладчик ЧПУ задаёт параметры по паспорту ZLMS 2600 и карте наладки: последовательность абразивов (зернистость), скорость вращения инструмента, скорость подачи, давление прижима головок, расход охлаждающей воды. Параметры подбираются применительно к мраморизированный известнякизированному известняку Delikato light. Числовые значения в ТК не приводятся. Пробное лощение на контрольной плите выполняется, результат оценивается мастером.</w:t>
+        <w:t xml:space="preserve">Наладчик ЧПУ задаёт параметры по паспорту ZLMS 2600 и карте наладки: последовательность абразивов (зернистость), скорость вращения инструмента, скорость подачи, давление прижима головок, расход охлаждающей воды. Параметры подбираются применительно к мраморизированному известняку Delikato light. Числовые значения в ТК не приводятся. Пробное лощение на контрольной плите выполняется, результат оценивается мастером.</w:t>
       </w:r>
     </w:p>
     <w:p>
@@ -8405,7 +8405,7 @@
           <w:szCs w:val="24"/>
           <w:rFonts w:ascii="Times New Roman" w:cs="Times New Roman" w:eastAsia="Times New Roman" w:hAnsi="Times New Roman"/>
         </w:rPr>
-        <w:t xml:space="preserve">Контрольная плита после пробного лощения оценивается мастером цеха: характер блеска (сатиновое матовое лощение, не зеркальная полировка), отсутствие рисок и неровностей, равномерность фактуры. При необходимости — сравнение с эталонным образцом лощения мраморизированный известнякизированного известняка Fatima (Португалия).</w:t>
+        <w:t xml:space="preserve">Контрольная плита после пробного лощения оценивается мастером цеха: характер блеска (сатиновое матовое лощение, не зеркальная полировка), отсутствие рисок и неровностей, равномерность фактуры. При необходимости — сравнение с эталонным образцом лощения мраморизированного известняка Fatima (Португалия).</w:t>
       </w:r>
     </w:p>
     <w:p>
@@ -8546,21 +8546,21 @@
           <w:szCs w:val="24"/>
           <w:rFonts w:ascii="Times New Roman" w:cs="Times New Roman" w:eastAsia="Times New Roman" w:hAnsi="Times New Roman"/>
         </w:rPr>
-        <w:t xml:space="preserve">Операция представляет собой основную декоративную обработку лицевой поверхности плит 1700×135×170 мм из мраморизированный известнякизированного известняка Fatima (Португалия) — лощение по всей площади лицевой стороны (1700×135 мм = 0,23 м²). Лощение выполняется на полировальном станке ZLMS 2600 (радиус вылета 2600 мм, максимальная зона ручной полировки 2600×900 мм) или автоматической полировальной машине ZLMS 2600 последовательным применением полировальных/шлифовальных сегментов нарастающей зернистости согласно верифицированной программе (Операция №21).</w:t>
-      </w:r>
-    </w:p>
-    <w:p>
-      <w:pPr>
-        <w:spacing w:after="120" w:line="276" w:lineRule="auto"/>
-        <w:jc w:val="both"/>
-      </w:pPr>
-      <w:r>
-        <w:rPr>
-          <w:sz w:val="24"/>
-          <w:szCs w:val="24"/>
-          <w:rFonts w:ascii="Times New Roman" w:cs="Times New Roman" w:eastAsia="Times New Roman" w:hAnsi="Times New Roman"/>
-        </w:rPr>
-        <w:t xml:space="preserve">Лощение обеспечивает мраморизированный известнякизированному известняку Fatima (Португалия) характерный сатиновый матовый блеск с раскрытием природного рисунка прожилок и тонального рисунка камня. Цель операции — получить для всей партии (75 плит, 75 м²) равномерную и стабильную фактуру лощения, соответствующую требованиям архитектурного изделия 1-й категории.</w:t>
+        <w:t xml:space="preserve">Операция представляет собой основную декоративную обработку лицевой поверхности плит 1700×135×170 мм из мраморизированного известняка Fatima (Португалия) — лощение по всей площади лицевой стороны (1700×135 мм = 0,23 м²). Лощение выполняется на полировальном станке ZLMS 2600 (радиус вылета 2600 мм, максимальная зона ручной полировки 2600×900 мм) или автоматической полировальной машине ZLMS 2600 последовательным применением полировальных/шлифовальных сегментов нарастающей зернистости согласно верифицированной программе (Операция №21).</w:t>
+      </w:r>
+    </w:p>
+    <w:p>
+      <w:pPr>
+        <w:spacing w:after="120" w:line="276" w:lineRule="auto"/>
+        <w:jc w:val="both"/>
+      </w:pPr>
+      <w:r>
+        <w:rPr>
+          <w:sz w:val="24"/>
+          <w:szCs w:val="24"/>
+          <w:rFonts w:ascii="Times New Roman" w:cs="Times New Roman" w:eastAsia="Times New Roman" w:hAnsi="Times New Roman"/>
+        </w:rPr>
+        <w:t xml:space="preserve">Лощение обеспечивает мраморизированному известняку Fatima (Португалия) характерный сатиновый матовый блеск с раскрытием природного рисунка прожилок и тонального рисунка камня. Цель операции — получить для всей партии (75 плит, 75 м²) равномерную и стабильную фактуру лощения, соответствующую требованиям архитектурного изделия 1-й категории.</w:t>
       </w:r>
     </w:p>
     <w:p>
@@ -8620,7 +8620,7 @@
           <w:szCs w:val="24"/>
           <w:rFonts w:ascii="Times New Roman" w:cs="Times New Roman" w:eastAsia="Times New Roman" w:hAnsi="Times New Roman"/>
         </w:rPr>
-        <w:t xml:space="preserve">Лицевая поверхность каждой из 75 плит имеет равномерную фактуру лощения: сатиновый матовый блеск без рисок от предыдущих операций, без разводов и пятен. Природный рисунок мраморизированный известнякизированного известняка Fatima (Португалия) раскрыт лощением. Размеры и форма плиты сохранены. Фаски 5 мм — без повреждений от операции лощения.</w:t>
+        <w:t xml:space="preserve">Лицевая поверхность каждой из 75 плит имеет равномерную фактуру лощения: сатиновый матовый блеск без рисок от предыдущих операций, без разводов и пятен. Природный рисунок мраморизированного известняка Fatima (Португалия) раскрыт лощением. Размеры и форма плиты сохранены. Фаски 5 мм — без повреждений от операции лощения.</w:t>
       </w:r>
     </w:p>
     <w:p>
@@ -8680,7 +8680,7 @@
           <w:szCs w:val="24"/>
           <w:rFonts w:ascii="Times New Roman" w:cs="Times New Roman" w:eastAsia="Times New Roman" w:hAnsi="Times New Roman"/>
         </w:rPr>
-        <w:t xml:space="preserve">Полировальные/шлифовальные сегменты нарастающей зернистости для мраморизированный известнякизированного известняка (по верифицированной программе Операции №21); текстильные стропы и прокладки для подачи плит. СИЗ: каска, наушники/беруши, очки/щиток, полумаска-респиратор (FFP2+), перчатки, защитная обувь.</w:t>
+        <w:t xml:space="preserve">Полировальные/шлифовальные сегменты нарастающей зернистости для мраморизированного известняка (по верифицированной программе Операции №21); текстильные стропы и прокладки для подачи плит. СИЗ: каска, наушники/беруши, очки/щиток, полумаска-респиратор (FFP2+), перчатки, защитная обувь.</w:t>
       </w:r>
     </w:p>
     <w:p>
@@ -8830,7 +8830,7 @@
           <w:szCs w:val="24"/>
           <w:rFonts w:ascii="Times New Roman" w:cs="Times New Roman" w:eastAsia="Times New Roman" w:hAnsi="Times New Roman"/>
         </w:rPr>
-        <w:t xml:space="preserve">Мастер цеха выполняет контроль каждой плиты после лощения: равномерность фактуры по всей площади лицевой поверхности (визуально при боковом освещении), отсутствие рисок от предыдущих операций, сатиновый блеск без зеркального отражения — фактура лощения. При несоответствии — плита возвращается для дополнительного прохода на финишном абразиве. Природные особенности мраморизированный известнякизированного известняка Fatima (Португалия) (природные микротрещины, жилки, каверны), проявляющиеся после лощения, — допустимая геологическая норма, не являющаяся браком.</w:t>
+        <w:t xml:space="preserve">Мастер цеха выполняет контроль каждой плиты после лощения: равномерность фактуры по всей площади лицевой поверхности (визуально при боковом освещении), отсутствие рисок от предыдущих операций, сатиновый блеск без зеркального отражения — фактура лощения. При несоответствии — плита возвращается для дополнительного прохода на финишном абразиве. Природные особенности мраморизированного известняка Fatima (Португалия) (природные микротрещины, жилки, каверны), проявляющиеся после лощения, — допустимая геологическая норма, не являющаяся браком.</w:t>
       </w:r>
     </w:p>
     <w:p>
@@ -9241,7 +9241,7 @@
           <w:szCs w:val="24"/>
           <w:rFonts w:ascii="Times New Roman" w:cs="Times New Roman" w:eastAsia="Times New Roman" w:hAnsi="Times New Roman"/>
         </w:rPr>
-        <w:t xml:space="preserve">Мастер проверяет равномерность фактуры лощения по всей поверхности, включая переходы к фаскам и углы. Контроль производится при боковом и прямом освещении. Природные особенности мраморизированный известнякизированного известняка Fatima (Португалия) — допустимые нормы.</w:t>
+        <w:t xml:space="preserve">Мастер проверяет равномерность фактуры лощения по всей поверхности, включая переходы к фаскам и углы. Контроль производится при боковом и прямом освещении. Природные особенности мраморизированного известняка Fatima (Португалия) — допустимые нормы.</w:t>
       </w:r>
     </w:p>
     <w:p>
@@ -9426,7 +9426,7 @@
           <w:szCs w:val="24"/>
           <w:rFonts w:ascii="Times New Roman" w:cs="Times New Roman" w:eastAsia="Times New Roman" w:hAnsi="Times New Roman"/>
         </w:rPr>
-        <w:t xml:space="preserve">Плиты 1700×135×170 мм из мраморизированный известнякизированного известняка Fatima (Португалия) после ручной шлифовки переходов (Операция №23). Поверхности могут иметь остатки шлама, абразивной суспензии и влаги.</w:t>
+        <w:t xml:space="preserve">Плиты 1700×135×170 мм из мраморизированного известняка Fatima (Португалия) после ручной шлифовки переходов (Операция №23). Поверхности могут иметь остатки шлама, абразивной суспензии и влаги.</w:t>
       </w:r>
     </w:p>
     <w:p>
@@ -9456,7 +9456,7 @@
           <w:szCs w:val="24"/>
           <w:rFonts w:ascii="Times New Roman" w:cs="Times New Roman" w:eastAsia="Times New Roman" w:hAnsi="Times New Roman"/>
         </w:rPr>
-        <w:t xml:space="preserve">Каждая из 75 плит полностью отмыта, высушена и обеспылена: лицевая поверхность, тыльная поверхность, все четыре кромки и фаски 5 мм — без остатков шлама, пыли и разводов. Лощёная поверхность раскрыта, виден природный рисунок мраморизированный известнякизированного известняка Fatima (Португалия). Плиты готовы к приёмочному контролю.</w:t>
+        <w:t xml:space="preserve">Каждая из 75 плит полностью отмыта, высушена и обеспылена: лицевая поверхность, тыльная поверхность, все четыре кромки и фаски 5 мм — без остатков шлама, пыли и разводов. Лощёная поверхность раскрыта, виден природный рисунок мраморизированного известняка Fatima (Португалия). Плиты готовы к приёмочному контролю.</w:t>
       </w:r>
     </w:p>
     <w:p>
@@ -9516,7 +9516,7 @@
           <w:szCs w:val="24"/>
           <w:rFonts w:ascii="Times New Roman" w:cs="Times New Roman" w:eastAsia="Times New Roman" w:hAnsi="Times New Roman"/>
         </w:rPr>
-        <w:t xml:space="preserve">Чистая ветошь и губки; ёмкости с чистой водой; при необходимости — мягкие щётки для труднодоступных углов и фасок. При нанесении защитного состава — состав, совместимый с мраморизированный известнякизированным известняком Fatima (Португалия) (по технической рекомендации производителя). СИЗ: перчатки (чистые), нескользящая обувь, каска.</w:t>
+        <w:t xml:space="preserve">Чистая ветошь и губки; ёмкости с чистой водой; при необходимости — мягкие щётки для труднодоступных углов и фасок. При нанесении защитного состава — состав, совместимый с мраморизированным известняком Fatima (Португалия) (по технической рекомендации производителя). СИЗ: перчатки (чистые), нескользящая обувь, каска.</w:t>
       </w:r>
     </w:p>
     <w:p>
@@ -9546,7 +9546,7 @@
           <w:szCs w:val="24"/>
           <w:rFonts w:ascii="Times New Roman" w:cs="Times New Roman" w:eastAsia="Times New Roman" w:hAnsi="Times New Roman"/>
         </w:rPr>
-        <w:t xml:space="preserve">Мастер цеха организует зону мойки: чистая подкладочная поверхность для плит, достаточное освещение, ёмкости с чистой водой. Промышленная вентиляция включена. При нанесении защитного состава — состав подготовлен по инструкции производителя, совместимость с мраморизированный известнякизированным известняком подтверждена.</w:t>
+        <w:t xml:space="preserve">Мастер цеха организует зону мойки: чистая подкладочная поверхность для плит, достаточное освещение, ёмкости с чистой водой. Промышленная вентиляция включена. При нанесении защитного состава — состав подготовлен по инструкции производителя, совместимость с мраморизированным известняком подтверждена.</w:t>
       </w:r>
     </w:p>
     <w:p>
@@ -9694,7 +9694,7 @@
           <w:szCs w:val="24"/>
           <w:rFonts w:ascii="Times New Roman" w:cs="Times New Roman" w:eastAsia="Times New Roman" w:hAnsi="Times New Roman"/>
         </w:rPr>
-        <w:t xml:space="preserve">Мастер цеха проверяет каждую плиту: полнота удаления шлама и пыли (ветошью-тест), отсутствие разводов, сохранность лощёной поверхности. Природные особенности мраморизированный известнякизированного известняка Fatima (Португалия) после мойки проявляются более отчётливо — жилки, природные микротрещины, каверны — это допустимо и не является браком.</w:t>
+        <w:t xml:space="preserve">Мастер цеха проверяет каждую плиту: полнота удаления шлама и пыли (ветошью-тест), отсутствие разводов, сохранность лощёной поверхности. Природные особенности мраморизированного известняка Fatima (Португалия) после мойки проявляются более отчётливо — жилки, природные микротрещины, каверны — это допустимо и не является браком.</w:t>
       </w:r>
     </w:p>
     <w:p>
@@ -9849,7 +9849,7 @@
           <w:szCs w:val="24"/>
           <w:rFonts w:ascii="Times New Roman" w:cs="Times New Roman" w:eastAsia="Times New Roman" w:hAnsi="Times New Roman"/>
         </w:rPr>
-        <w:t xml:space="preserve">Операция представляет собой финальный приёмочный контроль готовых плит 1700×135×170 мм из мраморизированный известнякизированного известняка Fatima (Португалия) перед комплектацией партии. Контроль выполняется по всем нормируемым показателям ГОСТ 9480-2024 (действующий с 01.06.2025) для плит из природного камня, а также по требованиям технического задания. Цель — документально зафиксировать соответствие каждой плиты требованиям и сформировать основание для приёмки партии объёмом 75 м² (~75 плит).</w:t>
+        <w:t xml:space="preserve">Операция представляет собой финальный приёмочный контроль готовых плит 1700×135×170 мм из мраморизированного известняка Fatima (Португалия) перед комплектацией партии. Контроль выполняется по всем нормируемым показателям ГОСТ 9480-2024 (действующий с 01.06.2025) для плит из природного камня, а также по требованиям технического задания. Цель — документально зафиксировать соответствие каждой плиты требованиям и сформировать основание для приёмки партии объёмом 75 м² (~75 плит).</w:t>
       </w:r>
     </w:p>
     <w:p>
@@ -10103,7 +10103,7 @@
           <w:szCs w:val="24"/>
           <w:rFonts w:ascii="Times New Roman" w:cs="Times New Roman" w:eastAsia="Times New Roman" w:hAnsi="Times New Roman"/>
         </w:rPr>
-        <w:t xml:space="preserve">Природные особенности мраморизированный известнякизированного известняка Fatima (Португалия) (природные микротрещины, жилки, каверны) — допустимая геологическая норма, не является основанием для отклонения плиты по результатам приёмочного контроля. Это отражается в журнале и паспорте качества партии.</w:t>
+        <w:t xml:space="preserve">Природные особенности мраморизированного известняка Fatima (Португалия) (природные микротрещины, жилки, каверны) — допустимая геологическая норма, не является основанием для отклонения плиты по результатам приёмочного контроля. Это отражается в журнале и паспорте качества партии.</w:t>
       </w:r>
     </w:p>
     <w:p>
@@ -10274,7 +10274,7 @@
           <w:szCs w:val="24"/>
           <w:rFonts w:ascii="Times New Roman" w:cs="Times New Roman" w:eastAsia="Times New Roman" w:hAnsi="Times New Roman"/>
         </w:rPr>
-        <w:t xml:space="preserve">Операция предназначена для визуального подбора плит партии по оттенку и характеру рисунка мраморизированный известнякизированного известняка Fatima (Португалия) с целью обеспечения максимальной однородности визуального ряда в партии 75 м² (~75 плит). Для изделия 1-й категории с подбором по оттенку и зернистости данная операция является критически важной эстетической составляющей — плиты с явными отличиями по фоновому оттенку или характеру прожилок должны быть выявлены и при необходимости перераспределены. Цель — сформировать однородную партию, соответствующую требованиям 1-й категории подбора.</w:t>
+        <w:t xml:space="preserve">Операция предназначена для визуального подбора плит партии по оттенку и характеру рисунка мраморизированного известняка Fatima (Португалия) с целью обеспечения максимальной однородности визуального ряда в партии 75 м² (~75 плит). Для изделия 1-й категории с подбором по оттенку и зернистости данная операция является критически важной эстетической составляющей — плиты с явными отличиями по фоновому оттенку или характеру прожилок должны быть выявлены и при необходимости перераспределены. Цель — сформировать однородную партию, соответствующую требованиям 1-й категории подбора.</w:t>
       </w:r>
     </w:p>
     <w:p>
@@ -11919,7 +11919,7 @@
           <w:szCs w:val="24"/>
           <w:rFonts w:ascii="Times New Roman" w:cs="Times New Roman" w:eastAsia="Times New Roman" w:hAnsi="Times New Roman"/>
         </w:rPr>
-        <w:t xml:space="preserve">Входной контроль (Операции №2—3): проверка сертификата/паспорта блока по ГОСТ 9479-2011, измерение геометрических размеров блока, визуальная оценка оттенка, рисунка и структуры, разграничение структурного брака и природных особенностей мраморизированный известнякизированного известняка Fatima (Португалия). Ответственный: мастер цеха.</w:t>
+        <w:t xml:space="preserve">Входной контроль (Операции №2—3): проверка сертификата/паспорта блока по ГОСТ 9479-2011, измерение геометрических размеров блока, визуальная оценка оттенка, рисунка и структуры, разграничение структурного брака и природных особенностей мраморизированного известняка Fatima (Португалия). Ответственный: мастер цеха.</w:t>
       </w:r>
     </w:p>
     <w:p>
@@ -11961,7 +11961,7 @@
           <w:szCs w:val="24"/>
           <w:rFonts w:ascii="Times New Roman" w:cs="Times New Roman" w:eastAsia="Times New Roman" w:hAnsi="Times New Roman"/>
         </w:rPr>
-        <w:t xml:space="preserve">ВАЖНО: Природные особенности мраморизированный известнякизированного известняка Fatima (Португалия) — природные микротрещины, поверхностные каверны (каверны), геологические прожилки — являются нормой материала и НЕ могут служить основанием для отбраковки изделия.</w:t>
+        <w:t xml:space="preserve">ВАЖНО: Природные особенности мраморизированного известняка Fatima (Португалия) — природные микротрещины, поверхностные каверны (каверны), геологические прожилки — являются нормой материала и НЕ могут служить основанием для отбраковки изделия.</w:t>
       </w:r>
     </w:p>
     <w:p>
@@ -11994,7 +11994,7 @@
           <w:szCs w:val="24"/>
           <w:rFonts w:ascii="Times New Roman" w:cs="Times New Roman" w:eastAsia="Times New Roman" w:hAnsi="Times New Roman"/>
         </w:rPr>
-        <w:t xml:space="preserve">Несмотря на то что мраморизированный известняк Fatima (Португалия) содержит значительно меньше кварца, чем гранит, общецеховые меры профилактики силикоза ОБЯЗАТЕЛЬНЫ на всех операциях механической обработки (распиловка, калибровка, фаскование, лощение, шлифовка, зачистка). Применение полумаски-респиратора (FFP2+), защитных очков/щитка, средств защиты слуха, перчаток и спецобуви является обязательным. Сухая обработка мраморизированный известнякизированного известняка без работающей промышленной вентиляции — ЗАПРЕЩЕНА. Сдувание пыли сжатым воздухом при неработающей промышленной вытяжке — ЗАПРЕЩЕНО. Уборка каменной пыли — только влажным способом (СанПиН 1.2.3685-21).</w:t>
+        <w:t xml:space="preserve">Несмотря на то что мраморизированный известняк Fatima (Португалия) содержит значительно меньше кварца, чем гранит, общецеховые меры профилактики силикоза ОБЯЗАТЕЛЬНЫ на всех операциях механической обработки (распиловка, калибровка, фаскование, лощение, шлифовка, зачистка). Применение полумаски-респиратора (FFP2+), защитных очков/щитка, средств защиты слуха, перчаток и спецобуви является обязательным. Сухая обработка мраморизированного известняка без работающей промышленной вентиляции — ЗАПРЕЩЕНА. Сдувание пыли сжатым воздухом при неработающей промышленной вытяжке — ЗАПРЕЩЕНО. Уборка каменной пыли — только влажным способом (СанПиН 1.2.3685-21).</w:t>
       </w:r>
     </w:p>
     <w:p>
@@ -12069,7 +12069,7 @@
           <w:szCs w:val="24"/>
           <w:rFonts w:ascii="Times New Roman" w:cs="Times New Roman" w:eastAsia="Times New Roman" w:hAnsi="Times New Roman"/>
         </w:rPr>
-        <w:t xml:space="preserve">Все операции влажной механической обработки (распиловка, калибровка, раскрой, лощение) сопровождаются образованием карбонатного шлама — взвеси минеральных частиц мраморизированный известнякизированного известняка в воде. Сброс загрязнённой воды в открытые сточные системы без очистки — ЗАПРЕЩЁН.</w:t>
+        <w:t xml:space="preserve">Все операции влажной механической обработки (распиловка, калибровка, раскрой, лощение) сопровождаются образованием карбонатного шлама — взвеси минеральных частиц мраморизированного известняка в воде. Сброс загрязнённой воды в открытые сточные системы без очистки — ЗАПРЕЩЁН.</w:t>
       </w:r>
     </w:p>
     <w:p>
@@ -12340,7 +12340,7 @@
           <w:szCs w:val="24"/>
           <w:rFonts w:ascii="Times New Roman" w:cs="Times New Roman" w:eastAsia="Times New Roman" w:hAnsi="Times New Roman"/>
         </w:rPr>
-        <w:t xml:space="preserve">Приложение 1 — Эскиз изделия: изделие индивидуальное объемное, радиусное  из полнотелого натурального камня с толщиной t=170, с радиусом r=70, с калиб 1700×135×170 мм, мраморизированный известняк Fatima (Португалия), лощение лицевой поверхности, фаски 5 мм по 4 кромкам (см. лист РД 1 в составе проектной документации).</w:t>
+        <w:t xml:space="preserve">Приложение 1 — Эскиз изделия: изделие индивидуальное объемное, радиусное  из полнотелого натурального камня с толщиной t=170, с радиусом r=70, с калибровкой и полировкой торцевых частей изделия: сложной конфигурации, с ручной доработкой поверхности: карниз фигурный, мраморизированный, сложного профиля, с ручной доработкой поверхности; материал — известняк «fatima» (португалия); обработка поверхности — лощение; размеры 1700х135х170мм. 1700×135×170 мм, мраморизированный известняк Fatima (Португалия), лощение лицевой поверхности, фаски 5 мм по 4 кромкам (см. лист РД 1 в составе проектной документации).</w:t>
       </w:r>
     </w:p>
     <w:p>
@@ -12368,7 +12368,7 @@
           <w:szCs w:val="24"/>
           <w:rFonts w:ascii="Times New Roman" w:cs="Times New Roman" w:eastAsia="Times New Roman" w:hAnsi="Times New Roman"/>
         </w:rPr>
-        <w:t xml:space="preserve">Приложение 3 — Эталонный образец фактуры лощения мраморизированный известнякизированного известняка Delikato light для операционного и приёмочного контроля (при наличии).</w:t>
+        <w:t xml:space="preserve">Приложение 3 — Эталонный образец фактуры лощения мраморизированного известняка Delikato light для операционного и приёмочного контроля (при наличии).</w:t>
       </w:r>
     </w:p>
     <w:p>
@@ -12406,7 +12406,7 @@
           <w:szCs w:val="24"/>
           <w:rFonts w:ascii="Times New Roman" w:cs="Times New Roman" w:eastAsia="Times New Roman" w:hAnsi="Times New Roman"/>
         </w:rPr>
-        <w:t xml:space="preserve">Маршрутная карта оформлена в соответствии с ГОСТ 3.1118-82 (ЕСТД, маршрутные карты). Содержит полный технологический маршрут производства изделие индивидуальное объемное, радиусное  из полнотелого натурального камня с толщиной t=170, с радиусом r=70, с калиб 1700×135×170 мм из мраморизированный известняка Fatima (Португалия). Трудозатраты не нормированы.</w:t>
+        <w:t xml:space="preserve">Маршрутная карта оформлена в соответствии с ГОСТ 3.1118-82 (ЕСТД, маршрутные карты). Содержит полный технологический маршрут производства изделие индивидуальное объемное, радиусное  из полнотелого натурального камня с толщиной t=170, с радиусом r=70, с калибровкой и полировкой торцевых частей изделия: сложной конфигурации, с ручной доработкой поверхности: карниз фигурный, мраморизированный, сложного профиля, с ручной доработкой поверхности; материал — известняк «fatima» (португалия); обработка поверхности — лощение; размеры 1700х135х170мм. 1700×135×170 мм из мраморизированный известняка Fatima (Португалия). Трудозатраты не нормированы.</w:t>
       </w:r>
     </w:p>
     <w:p>
@@ -16765,7 +16765,7 @@
         <w:szCs w:val="20"/>
         <w:rFonts w:ascii="Times New Roman" w:cs="Times New Roman" w:eastAsia="Times New Roman" w:hAnsi="Times New Roman"/>
       </w:rPr>
-      <w:t xml:space="preserve">Изделие индивидуальное объемное, радиусное  из полнотелого натурального камня с толщиной t=170, с радиусом R=70, с калиб 1700×135×170 мм — мраморизированный известняк Fatima (Португалия)</w:t>
+      <w:t xml:space="preserve">Изделие индивидуальное объемное, радиусное  из полнотелого натурального камня с толщиной t=170, с радиусом R=70, с калибровкой и полировкой торцевых частей изделия: сложной конфигурации, с ручной доработкой поверхности: карниз фигурный, мраморизированный, сложного профиля, с ручной доработкой поверхности; материал — известняк «Fatima» (Португалия); обработка поверхности — лощение; размеры 1700х135х170мм. 1700×135×170 мм — мраморизированный известняк Fatima (Португалия)</w:t>
     </w:r>
   </w:p>
 </w:hdr>

--- a/output_fixed/TK_07_obyemnoye_1700x135x170_лощение.docx
+++ b/output_fixed/TK_07_obyemnoye_1700x135x170_лощение.docx
@@ -215,7 +215,7 @@
           <w:szCs w:val="24"/>
           <w:rFonts w:ascii="Times New Roman" w:cs="Times New Roman" w:eastAsia="Times New Roman" w:hAnsi="Times New Roman"/>
         </w:rPr>
-        <w:t xml:space="preserve">мраморизированный известняк Fatima (Португалия)</w:t>
+        <w:t xml:space="preserve">Мраморизированный известняк Fatima (Португалия)</w:t>
       </w:r>
     </w:p>
     <w:p>
@@ -493,7 +493,7 @@
           <w:szCs w:val="24"/>
           <w:rFonts w:ascii="Times New Roman" w:cs="Times New Roman" w:eastAsia="Times New Roman" w:hAnsi="Times New Roman"/>
         </w:rPr>
-        <w:t xml:space="preserve">ВАЖНОЕ ПРИМЕЧАНИЕ: мраморизированный известняк Fatima (Португалия) содержит минимальное количество кварца (мраморизированный известняк), однако общецеховые меры профилактики силикоза применяются на всех операциях механической обработки (влажная резка, полумаски-респираторы FFP2+ при обработке, влажная уборка пыли) в соответствии с СанПиН 1.2.3685-21 как обязательные цеховые меры.</w:t>
+        <w:t xml:space="preserve">ВАЖНОЕ ПРИМЕЧАНИЕ: Мраморизированный известняк Fatima (Португалия) содержит минимальное количество кварца (мраморизированный известняк), однако общецеховые меры профилактики силикоза применяются на всех операциях механической обработки (влажная резка, полумаски-респираторы FFP2+ при обработке, влажная уборка пыли) в соответствии с СанПиН 1.2.3685-21 как обязательные цеховые меры.</w:t>
       </w:r>
     </w:p>
     <w:p>
@@ -661,7 +661,7 @@
           <w:szCs w:val="24"/>
           <w:rFonts w:ascii="Times New Roman" w:cs="Times New Roman" w:eastAsia="Times New Roman" w:hAnsi="Times New Roman"/>
         </w:rPr>
-        <w:t xml:space="preserve">Сырьевой блок: мраморизированный известняк Fatima (Португалия) 1-й категории по ГОСТ 9479-2011, размер 3200×1500×1000 мм, объём 4,5 м³, расчётная масса ~7,2 т (при плотности ~2400 кг/м³ — принято как консервативная оценка; уточняется по сертификату поставщика). определения грузоподъёмности подъёмных механизмов. Фактическая масса уточняется по сертификату поставщика.</w:t>
+        <w:t xml:space="preserve">Сырьевой блок: мраморизированный известняк Fatima (Португалия) 1-й категории по ГОСТ 9479-2011, размер 3200×1500×1000 мм, объём 4,5 м³, расчётная масса ~7,2 т (при плотности ~2400 кг/м³ — типичной для мраморизированных известняков Португалии; уточняется по сертификату поставщика). определения грузоподъёмности подъёмных механизмов. Фактическая масса уточняется по сертификату поставщика.</w:t>
       </w:r>
     </w:p>
     <w:p>
@@ -11994,7 +11994,7 @@
           <w:szCs w:val="24"/>
           <w:rFonts w:ascii="Times New Roman" w:cs="Times New Roman" w:eastAsia="Times New Roman" w:hAnsi="Times New Roman"/>
         </w:rPr>
-        <w:t xml:space="preserve">Несмотря на то что мраморизированный известняк Fatima (Португалия) содержит значительно меньше кварца, чем гранит, общецеховые меры профилактики силикоза ОБЯЗАТЕЛЬНЫ на всех операциях механической обработки (распиловка, калибровка, фаскование, лощение, шлифовка, зачистка). Применение полумаски-респиратора (FFP2+), защитных очков/щитка, средств защиты слуха, перчаток и спецобуви является обязательным. Сухая обработка мраморизированного известняка без работающей промышленной вентиляции — ЗАПРЕЩЕНА. Сдувание пыли сжатым воздухом при неработающей промышленной вытяжке — ЗАПРЕЩЕНО. Уборка каменной пыли — только влажным способом (СанПиН 1.2.3685-21).</w:t>
+        <w:t xml:space="preserve">Мраморизированный известняк Fatima (Португалия) содержит минимальное количество кварца (мраморизированный известняк), однако общецеховые меры профилактики силикоза применяются. Общецеховые меры профилактики силикоза ОБЯЗАТЕЛЬНЫ на всех операциях механической обработки (распиловка, калибровка, фаскование, лощение, шлифовка, зачистка). Применение полумаски-респиратора (FFP2+), защитных очков/щитка, средств защиты слуха, перчаток и спецобуви является обязательным. Сухая обработка мраморизированного известняка без работающей промышленной вентиляции — ЗАПРЕЩЕНА. Сдувание пыли сжатым воздухом при неработающей промышленной вытяжке — ЗАПРЕЩЕНО. Уборка каменной пыли — только влажным способом (СанПиН 1.2.3685-21).</w:t>
       </w:r>
     </w:p>
     <w:p>
